--- a/TAI_LIEU_HOAN_CHINH/01_Papers/P8_PacificSIDS_WorldDev/p8_pacific_sids_vi.docx
+++ b/TAI_LIEU_HOAN_CHINH/01_Papers/P8_PacificSIDS_WorldDev/p8_pacific_sids_vi.docx
@@ -6631,7 +6631,7 @@
     <w:name w:val="Normal"/>
     <w:qFormat/>
     <w:pPr>
-      <w:spacing w:line="360" w:lineRule="auto"/>
+      <w:spacing w:line="288" w:lineRule="auto"/>
       <w:jc w:val="both"/>
     </w:pPr>
     <w:rPr>
@@ -6645,7 +6645,7 @@
     <w:basedOn w:val="Normal"/>
     <w:link w:val="BodyTextChar"/>
     <w:pPr>
-      <w:spacing w:after="180" w:before="180" w:line="360" w:lineRule="auto"/>
+      <w:spacing w:after="180" w:before="180" w:line="288" w:lineRule="auto"/>
       <w:jc w:val="both"/>
     </w:pPr>
     <w:qFormat/>
@@ -6661,7 +6661,7 @@
     <w:next w:val="BodyText"/>
     <w:qFormat/>
     <w:pPr>
-      <w:spacing w:line="360" w:lineRule="auto"/>
+      <w:spacing w:line="288" w:lineRule="auto"/>
       <w:jc w:val="both"/>
     </w:pPr>
     <w:rPr>
@@ -6675,7 +6675,7 @@
     <w:basedOn w:val="BodyText"/>
     <w:qFormat/>
     <w:pPr>
-      <w:spacing w:after="36" w:before="36" w:line="360" w:lineRule="auto"/>
+      <w:spacing w:after="36" w:before="36" w:line="288" w:lineRule="auto"/>
       <w:jc w:val="both"/>
     </w:pPr>
     <w:rPr>
@@ -6692,7 +6692,7 @@
     <w:pPr>
       <w:keepNext/>
       <w:keepLines/>
-      <w:spacing w:after="240" w:before="480" w:line="360" w:lineRule="auto"/>
+      <w:spacing w:after="240" w:before="480" w:line="288" w:lineRule="auto"/>
       <w:jc w:val="both"/>
     </w:pPr>
     <w:rPr>
@@ -6712,7 +6712,7 @@
     <w:pPr>
       <w:keepNext/>
       <w:keepLines/>
-      <w:spacing w:after="240" w:before="240" w:line="360" w:lineRule="auto"/>
+      <w:spacing w:after="240" w:before="240" w:line="288" w:lineRule="auto"/>
       <w:jc w:val="both"/>
     </w:pPr>
     <w:rPr>
@@ -6729,7 +6729,7 @@
     <w:pPr>
       <w:keepNext/>
       <w:keepLines/>
-      <w:spacing w:line="360" w:lineRule="auto"/>
+      <w:spacing w:line="288" w:lineRule="auto"/>
       <w:jc w:val="both"/>
     </w:pPr>
     <w:rPr>
@@ -6745,7 +6745,7 @@
     <w:pPr>
       <w:keepNext/>
       <w:keepLines/>
-      <w:spacing w:line="360" w:lineRule="auto"/>
+      <w:spacing w:line="288" w:lineRule="auto"/>
       <w:jc w:val="both"/>
     </w:pPr>
     <w:rPr>
@@ -6763,7 +6763,7 @@
       <w:keepNext/>
       <w:keepLines/>
       <w:jc w:val="both"/>
-      <w:spacing w:after="0" w:before="300" w:line="360" w:lineRule="auto"/>
+      <w:spacing w:after="0" w:before="300" w:line="288" w:lineRule="auto"/>
     </w:pPr>
     <w:rPr>
       <w:color w:val="000000"/>
@@ -6781,7 +6781,7 @@
     <w:pPr>
       <w:keepNext/>
       <w:keepLines/>
-      <w:spacing w:after="300" w:before="100" w:line="360" w:lineRule="auto"/>
+      <w:spacing w:after="300" w:before="100" w:line="288" w:lineRule="auto"/>
       <w:jc w:val="both"/>
     </w:pPr>
     <w:rPr>
@@ -6797,7 +6797,7 @@
     <w:next w:val="Bibliography"/>
     <w:qFormat/>
     <w:pPr>
-      <w:spacing w:line="360" w:lineRule="auto"/>
+      <w:spacing w:line="288" w:lineRule="auto"/>
       <w:jc w:val="both"/>
     </w:pPr>
     <w:rPr>
@@ -6815,7 +6815,7 @@
     <w:pPr>
       <w:keepNext/>
       <w:keepLines/>
-      <w:spacing w:after="0" w:before="480" w:line="360" w:lineRule="auto"/>
+      <w:spacing w:after="0" w:before="480" w:line="288" w:lineRule="auto"/>
       <w:jc w:val="both"/>
       <w:outlineLvl w:val="0"/>
     </w:pPr>
@@ -6838,7 +6838,7 @@
     <w:pPr>
       <w:keepNext/>
       <w:keepLines/>
-      <w:spacing w:after="0" w:before="200" w:line="360" w:lineRule="auto"/>
+      <w:spacing w:after="0" w:before="200" w:line="288" w:lineRule="auto"/>
       <w:jc w:val="both"/>
       <w:outlineLvl w:val="1"/>
     </w:pPr>
@@ -6861,7 +6861,7 @@
     <w:pPr>
       <w:keepNext/>
       <w:keepLines/>
-      <w:spacing w:after="0" w:before="200" w:line="360" w:lineRule="auto"/>
+      <w:spacing w:after="0" w:before="200" w:line="288" w:lineRule="auto"/>
       <w:jc w:val="both"/>
       <w:outlineLvl w:val="2"/>
     </w:pPr>
@@ -6884,7 +6884,7 @@
     <w:pPr>
       <w:keepNext/>
       <w:keepLines/>
-      <w:spacing w:after="0" w:before="200" w:line="360" w:lineRule="auto"/>
+      <w:spacing w:after="0" w:before="200" w:line="288" w:lineRule="auto"/>
       <w:jc w:val="both"/>
       <w:outlineLvl w:val="3"/>
     </w:pPr>
@@ -6907,7 +6907,7 @@
     <w:pPr>
       <w:keepNext/>
       <w:keepLines/>
-      <w:spacing w:after="0" w:before="200" w:line="360" w:lineRule="auto"/>
+      <w:spacing w:after="0" w:before="200" w:line="288" w:lineRule="auto"/>
       <w:jc w:val="both"/>
       <w:outlineLvl w:val="4"/>
     </w:pPr>
@@ -6929,7 +6929,7 @@
     <w:pPr>
       <w:keepNext/>
       <w:keepLines/>
-      <w:spacing w:after="0" w:before="200" w:line="360" w:lineRule="auto"/>
+      <w:spacing w:after="0" w:before="200" w:line="288" w:lineRule="auto"/>
       <w:jc w:val="both"/>
       <w:outlineLvl w:val="5"/>
     </w:pPr>
@@ -6950,7 +6950,7 @@
     <w:pPr>
       <w:keepNext/>
       <w:keepLines/>
-      <w:spacing w:after="0" w:before="200" w:line="360" w:lineRule="auto"/>
+      <w:spacing w:after="0" w:before="200" w:line="288" w:lineRule="auto"/>
       <w:jc w:val="both"/>
       <w:outlineLvl w:val="6"/>
     </w:pPr>
@@ -6971,7 +6971,7 @@
     <w:pPr>
       <w:keepNext/>
       <w:keepLines/>
-      <w:spacing w:after="0" w:before="200" w:line="360" w:lineRule="auto"/>
+      <w:spacing w:after="0" w:before="200" w:line="288" w:lineRule="auto"/>
       <w:jc w:val="both"/>
       <w:outlineLvl w:val="7"/>
     </w:pPr>
@@ -6992,7 +6992,7 @@
     <w:pPr>
       <w:keepNext/>
       <w:keepLines/>
-      <w:spacing w:after="0" w:before="200" w:line="360" w:lineRule="auto"/>
+      <w:spacing w:after="0" w:before="200" w:line="288" w:lineRule="auto"/>
       <w:jc w:val="both"/>
       <w:outlineLvl w:val="8"/>
     </w:pPr>
@@ -7011,7 +7011,7 @@
     <w:unhideWhenUsed/>
     <w:qFormat/>
     <w:pPr>
-      <w:spacing w:after="100" w:before="100" w:line="360" w:lineRule="auto"/>
+      <w:spacing w:after="100" w:before="100" w:line="288" w:lineRule="auto"/>
       <w:ind w:firstLine="0" w:left="480" w:right="480"/>
       <w:jc w:val="both"/>
     </w:pPr>
@@ -7029,7 +7029,7 @@
     <w:unhideWhenUsed/>
     <w:qFormat/>
     <w:pPr>
-      <w:spacing w:line="360" w:lineRule="auto"/>
+      <w:spacing w:line="288" w:lineRule="auto"/>
       <w:jc w:val="both"/>
     </w:pPr>
     <w:rPr>
@@ -7055,7 +7055,7 @@
     <w:unhideWhenUsed/>
     <w:qFormat/>
     <w:pPr>
-      <w:spacing w:line="360" w:lineRule="auto"/>
+      <w:spacing w:line="288" w:lineRule="auto"/>
       <w:jc w:val="both"/>
     </w:pPr>
     <w:rPr>
@@ -7095,7 +7095,7 @@
     <w:pPr>
       <w:keepNext/>
       <w:keepLines/>
-      <w:spacing w:after="0" w:line="360" w:lineRule="auto"/>
+      <w:spacing w:after="0" w:line="288" w:lineRule="auto"/>
       <w:jc w:val="both"/>
     </w:pPr>
     <w:rPr>
@@ -7109,7 +7109,7 @@
     <w:name w:val="Definition"/>
     <w:basedOn w:val="Normal"/>
     <w:pPr>
-      <w:spacing w:line="360" w:lineRule="auto"/>
+      <w:spacing w:line="288" w:lineRule="auto"/>
       <w:jc w:val="both"/>
     </w:pPr>
     <w:rPr>
@@ -7123,7 +7123,7 @@
     <w:basedOn w:val="Normal"/>
     <w:link w:val="BodyTextChar"/>
     <w:pPr>
-      <w:spacing w:after="120" w:before="0" w:line="360" w:lineRule="auto"/>
+      <w:spacing w:after="120" w:before="0" w:line="288" w:lineRule="auto"/>
       <w:jc w:val="both"/>
     </w:pPr>
     <w:rPr>
@@ -7138,7 +7138,7 @@
     <w:basedOn w:val="Caption"/>
     <w:pPr>
       <w:keepNext/>
-      <w:spacing w:line="360" w:lineRule="auto"/>
+      <w:spacing w:line="288" w:lineRule="auto"/>
       <w:jc w:val="both"/>
     </w:pPr>
     <w:rPr>
@@ -7151,7 +7151,7 @@
     <w:name w:val="Image Caption"/>
     <w:basedOn w:val="Caption"/>
     <w:pPr>
-      <w:spacing w:line="360" w:lineRule="auto"/>
+      <w:spacing w:line="288" w:lineRule="auto"/>
       <w:jc w:val="both"/>
     </w:pPr>
     <w:rPr>
@@ -7164,7 +7164,7 @@
     <w:name w:val="Figure"/>
     <w:basedOn w:val="Normal"/>
     <w:pPr>
-      <w:spacing w:line="360" w:lineRule="auto"/>
+      <w:spacing w:line="288" w:lineRule="auto"/>
       <w:jc w:val="both"/>
     </w:pPr>
     <w:rPr>
@@ -7178,7 +7178,7 @@
     <w:basedOn w:val="Figure"/>
     <w:pPr>
       <w:keepNext/>
-      <w:spacing w:line="360" w:lineRule="auto"/>
+      <w:spacing w:line="288" w:lineRule="auto"/>
       <w:jc w:val="both"/>
     </w:pPr>
     <w:rPr>
@@ -7242,7 +7242,7 @@
     <w:unhideWhenUsed/>
     <w:qFormat/>
     <w:pPr>
-      <w:spacing w:before="240" w:line="360" w:lineRule="auto"/>
+      <w:spacing w:before="240" w:line="288" w:lineRule="auto"/>
       <w:jc w:val="both"/>
       <w:outlineLvl w:val="9"/>
     </w:pPr>
